--- a/sample-templates/plantilla-prueba-3.docx
+++ b/sample-templates/plantilla-prueba-3.docx
@@ -32,12 +32,12 @@
     </w:p>
     <w:p>
       <w:r>
-        <w:t xml:space="preserve">Abuelos maternos: {abuelos_maternos}</w:t>
+        <w:t xml:space="preserve">Abuelos paternos: {abuelos_paternos}</w:t>
       </w:r>
     </w:p>
     <w:p>
       <w:r>
-        <w:t xml:space="preserve">Abuelos paternos: {abuelos_paternos}</w:t>
+        <w:t xml:space="preserve">Abuelos maternos: {abuelos_maternos}</w:t>
       </w:r>
     </w:p>
     <w:sectPr/>

--- a/sample-templates/plantilla-prueba-3.docx
+++ b/sample-templates/plantilla-prueba-3.docx
@@ -27,7 +27,7 @@
     </w:p>
     <w:p>
       <w:r>
-        <w:t xml:space="preserve">Padrino: {padrino_nombre} · Madrina: {madrina_nombre}</w:t>
+        <w:t xml:space="preserve">El Sr. {el_sr} · La Sra. {la_sra}</w:t>
       </w:r>
     </w:p>
     <w:p>
